--- a/data/HR-files/GDPR Adatkezelési szabályzat.docx
+++ b/data/HR-files/GDPR Adatkezelési szabályzat.docx
@@ -43,7 +43,7 @@
               <w:contextualSpacing/>
               <w:jc w:val="both"/>
               <w:rPr>
-                <w:rFonts w:ascii="Poppins" w:hAnsi="Poppins" w:cs="Poppins"/>
+                <w:rFonts w:ascii="Poppins" w:hAnsi="Poppins" w:cs="Poppins" w:eastAsia="Poppins"/>
                 <w:b/>
                 <w:sz w:val="18"/>
                 <w:szCs w:val="18"/>
@@ -51,7 +51,7 @@
             </w:pPr>
             <w:r>
               <w:rPr>
-                <w:rFonts w:ascii="Poppins" w:hAnsi="Poppins" w:cs="Poppins"/>
+                <w:rFonts w:ascii="Poppins" w:hAnsi="Poppins" w:cs="Poppins" w:eastAsia="Poppins"/>
                 <w:b/>
                 <w:sz w:val="18"/>
                 <w:szCs w:val="18"/>
@@ -75,14 +75,14 @@
               <w:spacing w:before="120" w:after="120"/>
               <w:contextualSpacing/>
               <w:rPr>
-                <w:rFonts w:ascii="Poppins" w:hAnsi="Poppins" w:cs="Poppins"/>
+                <w:rFonts w:ascii="Poppins" w:hAnsi="Poppins" w:cs="Poppins" w:eastAsia="Poppins"/>
                 <w:sz w:val="18"/>
                 <w:szCs w:val="18"/>
               </w:rPr>
             </w:pPr>
             <w:r>
               <w:rPr>
-                <w:rFonts w:ascii="Poppins" w:hAnsi="Poppins" w:cs="Poppins"/>
+                <w:rFonts w:ascii="Poppins" w:hAnsi="Poppins" w:cs="Poppins" w:eastAsia="Poppins"/>
                 <w:b/>
                 <w:bCs/>
                 <w:sz w:val="18"/>
@@ -92,7 +92,7 @@
             </w:r>
             <w:r>
               <w:rPr>
-                <w:rFonts w:ascii="Poppins" w:hAnsi="Poppins" w:cs="Poppins"/>
+                <w:rFonts w:ascii="Poppins" w:hAnsi="Poppins" w:cs="Poppins" w:eastAsia="Poppins"/>
                 <w:bCs/>
                 <w:sz w:val="18"/>
                 <w:szCs w:val="18"/>
@@ -126,7 +126,7 @@
               <w:contextualSpacing/>
               <w:jc w:val="both"/>
               <w:rPr>
-                <w:rFonts w:ascii="Poppins" w:hAnsi="Poppins" w:cs="Poppins"/>
+                <w:rFonts w:ascii="Poppins" w:hAnsi="Poppins" w:cs="Poppins" w:eastAsia="Poppins"/>
                 <w:b/>
                 <w:sz w:val="18"/>
                 <w:szCs w:val="18"/>
@@ -134,7 +134,7 @@
             </w:pPr>
             <w:r>
               <w:rPr>
-                <w:rFonts w:ascii="Poppins" w:hAnsi="Poppins" w:cs="Poppins"/>
+                <w:rFonts w:ascii="Poppins" w:hAnsi="Poppins" w:cs="Poppins" w:eastAsia="Poppins"/>
                 <w:b/>
                 <w:sz w:val="18"/>
                 <w:szCs w:val="18"/>
@@ -159,7 +159,7 @@
               <w:contextualSpacing/>
               <w:rPr>
                 <w:rStyle w:val="cjsz"/>
-                <w:rFonts w:ascii="Poppins" w:hAnsi="Poppins" w:cs="Poppins"/>
+                <w:rFonts w:ascii="Poppins" w:hAnsi="Poppins" w:cs="Poppins" w:eastAsia="Poppins"/>
                 <w:sz w:val="18"/>
                 <w:szCs w:val="18"/>
               </w:rPr>
@@ -167,7 +167,7 @@
             <w:r>
               <w:rPr>
                 <w:rStyle w:val="szekhely"/>
-                <w:rFonts w:ascii="Poppins" w:hAnsi="Poppins" w:cs="Poppins"/>
+                <w:rFonts w:ascii="Poppins" w:hAnsi="Poppins" w:cs="Poppins" w:eastAsia="Poppins"/>
                 <w:sz w:val="18"/>
                 <w:szCs w:val="18"/>
               </w:rPr>
@@ -200,7 +200,7 @@
               <w:contextualSpacing/>
               <w:jc w:val="both"/>
               <w:rPr>
-                <w:rFonts w:ascii="Poppins" w:hAnsi="Poppins" w:cs="Poppins"/>
+                <w:rFonts w:ascii="Poppins" w:hAnsi="Poppins" w:cs="Poppins" w:eastAsia="Poppins"/>
                 <w:b/>
                 <w:sz w:val="18"/>
                 <w:szCs w:val="18"/>
@@ -208,7 +208,7 @@
             </w:pPr>
             <w:r>
               <w:rPr>
-                <w:rFonts w:ascii="Poppins" w:hAnsi="Poppins" w:cs="Poppins"/>
+                <w:rFonts w:ascii="Poppins" w:hAnsi="Poppins" w:cs="Poppins" w:eastAsia="Poppins"/>
                 <w:b/>
                 <w:sz w:val="18"/>
                 <w:szCs w:val="18"/>
@@ -233,7 +233,7 @@
               <w:contextualSpacing/>
               <w:rPr>
                 <w:rStyle w:val="cjsz"/>
-                <w:rFonts w:ascii="Poppins" w:hAnsi="Poppins" w:cs="Poppins"/>
+                <w:rFonts w:ascii="Poppins" w:hAnsi="Poppins" w:cs="Poppins" w:eastAsia="Poppins"/>
                 <w:sz w:val="18"/>
                 <w:szCs w:val="18"/>
               </w:rPr>
@@ -241,7 +241,7 @@
             <w:r>
               <w:rPr>
                 <w:rStyle w:val="adoszam"/>
-                <w:rFonts w:ascii="Poppins" w:hAnsi="Poppins" w:cs="Poppins"/>
+                <w:rFonts w:ascii="Poppins" w:hAnsi="Poppins" w:cs="Poppins" w:eastAsia="Poppins"/>
                 <w:sz w:val="18"/>
                 <w:szCs w:val="18"/>
               </w:rPr>
@@ -258,7 +258,7 @@
         <w:contextualSpacing/>
         <w:jc w:val="center"/>
         <w:rPr>
-          <w:rFonts w:ascii="Poppins" w:hAnsi="Poppins" w:cs="Poppins"/>
+          <w:rFonts w:ascii="Poppins" w:hAnsi="Poppins" w:cs="Poppins" w:eastAsia="Poppins"/>
           <w:b/>
           <w:sz w:val="18"/>
           <w:szCs w:val="18"/>
@@ -306,7 +306,7 @@
               <w:contextualSpacing/>
               <w:jc w:val="both"/>
               <w:rPr>
-                <w:rFonts w:ascii="Poppins" w:hAnsi="Poppins" w:cs="Poppins"/>
+                <w:rFonts w:ascii="Poppins" w:hAnsi="Poppins" w:cs="Poppins" w:eastAsia="Poppins"/>
                 <w:b/>
                 <w:bCs/>
                 <w:sz w:val="18"/>
@@ -316,7 +316,7 @@
             </w:pPr>
             <w:r>
               <w:rPr>
-                <w:rFonts w:ascii="Poppins" w:hAnsi="Poppins" w:cs="Poppins"/>
+                <w:rFonts w:ascii="Poppins" w:hAnsi="Poppins" w:cs="Poppins" w:eastAsia="Poppins"/>
                 <w:b/>
                 <w:sz w:val="18"/>
                 <w:szCs w:val="18"/>
@@ -347,7 +347,7 @@
               <w:adjustRightInd w:val="0"/>
               <w:jc w:val="both"/>
               <w:rPr>
-                <w:rFonts w:ascii="Poppins" w:hAnsi="Poppins" w:cs="Poppins"/>
+                <w:rFonts w:ascii="Poppins" w:hAnsi="Poppins" w:cs="Poppins" w:eastAsia="Poppins"/>
                 <w:bCs/>
                 <w:sz w:val="18"/>
                 <w:szCs w:val="18"/>
@@ -384,7 +384,7 @@
               <w:contextualSpacing/>
               <w:jc w:val="both"/>
               <w:rPr>
-                <w:rFonts w:ascii="Poppins" w:hAnsi="Poppins" w:cs="Poppins"/>
+                <w:rFonts w:ascii="Poppins" w:hAnsi="Poppins" w:cs="Poppins" w:eastAsia="Poppins"/>
                 <w:b/>
                 <w:bCs/>
                 <w:sz w:val="18"/>
@@ -394,7 +394,7 @@
             </w:pPr>
             <w:r>
               <w:rPr>
-                <w:rFonts w:ascii="Poppins" w:hAnsi="Poppins" w:cs="Poppins"/>
+                <w:rFonts w:ascii="Poppins" w:hAnsi="Poppins" w:cs="Poppins" w:eastAsia="Poppins"/>
                 <w:b/>
                 <w:sz w:val="18"/>
                 <w:szCs w:val="18"/>
@@ -425,7 +425,7 @@
               <w:adjustRightInd w:val="0"/>
               <w:jc w:val="both"/>
               <w:rPr>
-                <w:rFonts w:ascii="Poppins" w:hAnsi="Poppins" w:cs="Poppins"/>
+                <w:rFonts w:ascii="Poppins" w:hAnsi="Poppins" w:cs="Poppins" w:eastAsia="Poppins"/>
                 <w:bCs/>
                 <w:sz w:val="18"/>
                 <w:szCs w:val="18"/>
@@ -443,7 +443,7 @@
         <w:contextualSpacing/>
         <w:jc w:val="center"/>
         <w:rPr>
-          <w:rFonts w:ascii="Poppins" w:hAnsi="Poppins" w:cs="Poppins"/>
+          <w:rFonts w:ascii="Poppins" w:hAnsi="Poppins" w:cs="Poppins" w:eastAsia="Poppins"/>
           <w:b/>
           <w:sz w:val="18"/>
           <w:szCs w:val="18"/>
@@ -455,7 +455,7 @@
         <w:contextualSpacing/>
         <w:jc w:val="center"/>
         <w:rPr>
-          <w:rFonts w:ascii="Poppins" w:hAnsi="Poppins" w:cs="Poppins"/>
+          <w:rFonts w:ascii="Poppins" w:hAnsi="Poppins" w:cs="Poppins" w:eastAsia="Poppins"/>
           <w:b/>
           <w:sz w:val="20"/>
           <w:szCs w:val="20"/>
@@ -466,7 +466,7 @@
       <w:pPr>
         <w:jc w:val="center"/>
         <w:rPr>
-          <w:rFonts w:ascii="Poppins" w:hAnsi="Poppins" w:cs="Poppins"/>
+          <w:rFonts w:ascii="Poppins" w:hAnsi="Poppins" w:cs="Poppins" w:eastAsia="Poppins"/>
           <w:b/>
           <w:sz w:val="20"/>
           <w:szCs w:val="20"/>
@@ -474,7 +474,7 @@
       </w:pPr>
       <w:r>
         <w:rPr>
-          <w:rFonts w:ascii="Poppins" w:hAnsi="Poppins" w:cs="Poppins"/>
+          <w:rFonts w:ascii="Poppins" w:hAnsi="Poppins" w:cs="Poppins" w:eastAsia="Poppins"/>
           <w:b/>
           <w:noProof/>
           <w:sz w:val="20"/>
@@ -531,7 +531,7 @@
       <w:pPr>
         <w:jc w:val="center"/>
         <w:rPr>
-          <w:rFonts w:ascii="Poppins" w:hAnsi="Poppins" w:cs="Poppins"/>
+          <w:rFonts w:ascii="Poppins" w:hAnsi="Poppins" w:cs="Poppins" w:eastAsia="Poppins"/>
           <w:b/>
           <w:sz w:val="20"/>
           <w:szCs w:val="20"/>
@@ -558,7 +558,7 @@
             <w:pPr>
               <w:jc w:val="center"/>
               <w:rPr>
-                <w:rFonts w:ascii="Poppins" w:hAnsi="Poppins" w:cs="Poppins"/>
+                <w:rFonts w:ascii="Poppins" w:hAnsi="Poppins" w:cs="Poppins" w:eastAsia="Poppins"/>
                 <w:b/>
                 <w:sz w:val="20"/>
                 <w:szCs w:val="20"/>
@@ -566,7 +566,7 @@
             </w:pPr>
             <w:r>
               <w:rPr>
-                <w:rFonts w:ascii="Poppins" w:hAnsi="Poppins" w:cs="Poppins"/>
+                <w:rFonts w:ascii="Poppins" w:hAnsi="Poppins" w:cs="Poppins" w:eastAsia="Poppins"/>
                 <w:b/>
                 <w:sz w:val="20"/>
                 <w:szCs w:val="20"/>
@@ -581,7 +581,7 @@
       <w:pPr>
         <w:jc w:val="center"/>
         <w:rPr>
-          <w:rFonts w:ascii="Poppins" w:hAnsi="Poppins" w:cs="Poppins"/>
+          <w:rFonts w:ascii="Poppins" w:hAnsi="Poppins" w:cs="Poppins" w:eastAsia="Poppins"/>
           <w:b/>
           <w:sz w:val="20"/>
           <w:szCs w:val="20"/>
@@ -589,7 +589,7 @@
       </w:pPr>
       <w:r>
         <w:rPr>
-          <w:rFonts w:ascii="Poppins" w:hAnsi="Poppins" w:cs="Poppins"/>
+          <w:rFonts w:ascii="Poppins" w:hAnsi="Poppins" w:cs="Poppins" w:eastAsia="Poppins"/>
           <w:b/>
           <w:sz w:val="20"/>
           <w:szCs w:val="20"/>
@@ -601,7 +601,7 @@
       <w:pPr>
         <w:jc w:val="both"/>
         <w:rPr>
-          <w:rFonts w:ascii="Poppins" w:hAnsi="Poppins" w:cs="Poppins"/>
+          <w:rFonts w:ascii="Poppins" w:hAnsi="Poppins" w:cs="Poppins" w:eastAsia="Poppins"/>
           <w:sz w:val="20"/>
           <w:szCs w:val="20"/>
         </w:rPr>
@@ -616,14 +616,14 @@
         </w:numPr>
         <w:jc w:val="both"/>
         <w:rPr>
-          <w:rFonts w:ascii="Poppins" w:hAnsi="Poppins" w:cs="Poppins"/>
-          <w:sz w:val="20"/>
-          <w:szCs w:val="20"/>
-        </w:rPr>
-      </w:pPr>
-      <w:r>
-        <w:rPr>
-          <w:rFonts w:ascii="Poppins" w:hAnsi="Poppins" w:cs="Poppins"/>
+          <w:rFonts w:ascii="Poppins" w:hAnsi="Poppins" w:cs="Poppins" w:eastAsia="Poppins"/>
+          <w:sz w:val="20"/>
+          <w:szCs w:val="20"/>
+        </w:rPr>
+      </w:pPr>
+      <w:r>
+        <w:rPr>
+          <w:rFonts w:ascii="Poppins" w:hAnsi="Poppins" w:cs="Poppins" w:eastAsia="Poppins"/>
           <w:sz w:val="20"/>
           <w:szCs w:val="20"/>
         </w:rPr>
@@ -631,7 +631,7 @@
       </w:r>
       <w:r>
         <w:rPr>
-          <w:rFonts w:ascii="Poppins" w:hAnsi="Poppins" w:cs="Poppins"/>
+          <w:rFonts w:ascii="Poppins" w:hAnsi="Poppins" w:cs="Poppins" w:eastAsia="Poppins"/>
           <w:sz w:val="20"/>
           <w:szCs w:val="20"/>
         </w:rPr>
@@ -639,7 +639,7 @@
       </w:r>
       <w:r>
         <w:rPr>
-          <w:rFonts w:ascii="Poppins" w:hAnsi="Poppins" w:cs="Poppins"/>
+          <w:rFonts w:ascii="Poppins" w:hAnsi="Poppins" w:cs="Poppins" w:eastAsia="Poppins"/>
           <w:sz w:val="20"/>
           <w:szCs w:val="20"/>
         </w:rPr>
@@ -655,14 +655,14 @@
         </w:numPr>
         <w:jc w:val="both"/>
         <w:rPr>
-          <w:rFonts w:ascii="Poppins" w:hAnsi="Poppins" w:cs="Poppins"/>
-          <w:sz w:val="20"/>
-          <w:szCs w:val="20"/>
-        </w:rPr>
-      </w:pPr>
-      <w:r>
-        <w:rPr>
-          <w:rFonts w:ascii="Poppins" w:hAnsi="Poppins" w:cs="Poppins"/>
+          <w:rFonts w:ascii="Poppins" w:hAnsi="Poppins" w:cs="Poppins" w:eastAsia="Poppins"/>
+          <w:sz w:val="20"/>
+          <w:szCs w:val="20"/>
+        </w:rPr>
+      </w:pPr>
+      <w:r>
+        <w:rPr>
+          <w:rFonts w:ascii="Poppins" w:hAnsi="Poppins" w:cs="Poppins" w:eastAsia="Poppins"/>
           <w:sz w:val="20"/>
           <w:szCs w:val="20"/>
         </w:rPr>
@@ -678,14 +678,14 @@
         </w:numPr>
         <w:jc w:val="both"/>
         <w:rPr>
-          <w:rFonts w:ascii="Poppins" w:hAnsi="Poppins" w:cs="Poppins"/>
-          <w:sz w:val="20"/>
-          <w:szCs w:val="20"/>
-        </w:rPr>
-      </w:pPr>
-      <w:r>
-        <w:rPr>
-          <w:rFonts w:ascii="Poppins" w:hAnsi="Poppins" w:cs="Poppins"/>
+          <w:rFonts w:ascii="Poppins" w:hAnsi="Poppins" w:cs="Poppins" w:eastAsia="Poppins"/>
+          <w:sz w:val="20"/>
+          <w:szCs w:val="20"/>
+        </w:rPr>
+      </w:pPr>
+      <w:r>
+        <w:rPr>
+          <w:rFonts w:ascii="Poppins" w:hAnsi="Poppins" w:cs="Poppins" w:eastAsia="Poppins"/>
           <w:sz w:val="20"/>
           <w:szCs w:val="20"/>
         </w:rPr>
@@ -693,7 +693,7 @@
       </w:r>
       <w:r>
         <w:rPr>
-          <w:rFonts w:ascii="Poppins" w:hAnsi="Poppins" w:cs="Poppins"/>
+          <w:rFonts w:ascii="Poppins" w:hAnsi="Poppins" w:cs="Poppins" w:eastAsia="Poppins"/>
           <w:sz w:val="20"/>
           <w:szCs w:val="20"/>
         </w:rPr>
@@ -701,7 +701,7 @@
       </w:r>
       <w:r>
         <w:rPr>
-          <w:rFonts w:ascii="Poppins" w:hAnsi="Poppins" w:cs="Poppins"/>
+          <w:rFonts w:ascii="Poppins" w:hAnsi="Poppins" w:cs="Poppins" w:eastAsia="Poppins"/>
           <w:sz w:val="20"/>
           <w:szCs w:val="20"/>
         </w:rPr>
@@ -709,7 +709,7 @@
       </w:r>
       <w:r>
         <w:rPr>
-          <w:rFonts w:ascii="Poppins" w:hAnsi="Poppins" w:cs="Poppins"/>
+          <w:rFonts w:ascii="Poppins" w:hAnsi="Poppins" w:cs="Poppins" w:eastAsia="Poppins"/>
           <w:sz w:val="20"/>
           <w:szCs w:val="20"/>
         </w:rPr>
@@ -717,7 +717,7 @@
       </w:r>
       <w:r>
         <w:rPr>
-          <w:rFonts w:ascii="Poppins" w:hAnsi="Poppins" w:cs="Poppins"/>
+          <w:rFonts w:ascii="Poppins" w:hAnsi="Poppins" w:cs="Poppins" w:eastAsia="Poppins"/>
           <w:sz w:val="20"/>
           <w:szCs w:val="20"/>
         </w:rPr>
@@ -725,7 +725,7 @@
       </w:r>
       <w:r>
         <w:rPr>
-          <w:rFonts w:ascii="Poppins" w:hAnsi="Poppins" w:cs="Poppins"/>
+          <w:rFonts w:ascii="Poppins" w:hAnsi="Poppins" w:cs="Poppins" w:eastAsia="Poppins"/>
           <w:sz w:val="20"/>
           <w:szCs w:val="20"/>
         </w:rPr>
@@ -733,7 +733,7 @@
       </w:r>
       <w:r>
         <w:rPr>
-          <w:rFonts w:ascii="Poppins" w:hAnsi="Poppins" w:cs="Poppins"/>
+          <w:rFonts w:ascii="Poppins" w:hAnsi="Poppins" w:cs="Poppins" w:eastAsia="Poppins"/>
           <w:sz w:val="20"/>
           <w:szCs w:val="20"/>
         </w:rPr>
@@ -741,7 +741,7 @@
       </w:r>
       <w:r>
         <w:rPr>
-          <w:rFonts w:ascii="Poppins" w:hAnsi="Poppins" w:cs="Poppins"/>
+          <w:rFonts w:ascii="Poppins" w:hAnsi="Poppins" w:cs="Poppins" w:eastAsia="Poppins"/>
           <w:sz w:val="20"/>
           <w:szCs w:val="20"/>
         </w:rPr>
@@ -749,7 +749,7 @@
       </w:r>
       <w:r>
         <w:rPr>
-          <w:rFonts w:ascii="Poppins" w:hAnsi="Poppins" w:cs="Poppins"/>
+          <w:rFonts w:ascii="Poppins" w:hAnsi="Poppins" w:cs="Poppins" w:eastAsia="Poppins"/>
           <w:sz w:val="20"/>
           <w:szCs w:val="20"/>
         </w:rPr>
@@ -765,14 +765,14 @@
         </w:numPr>
         <w:jc w:val="both"/>
         <w:rPr>
-          <w:rFonts w:ascii="Poppins" w:hAnsi="Poppins" w:cs="Poppins"/>
-          <w:sz w:val="20"/>
-          <w:szCs w:val="20"/>
-        </w:rPr>
-      </w:pPr>
-      <w:r>
-        <w:rPr>
-          <w:rFonts w:ascii="Poppins" w:hAnsi="Poppins" w:cs="Poppins"/>
+          <w:rFonts w:ascii="Poppins" w:hAnsi="Poppins" w:cs="Poppins" w:eastAsia="Poppins"/>
+          <w:sz w:val="20"/>
+          <w:szCs w:val="20"/>
+        </w:rPr>
+      </w:pPr>
+      <w:r>
+        <w:rPr>
+          <w:rFonts w:ascii="Poppins" w:hAnsi="Poppins" w:cs="Poppins" w:eastAsia="Poppins"/>
           <w:sz w:val="20"/>
           <w:szCs w:val="20"/>
         </w:rPr>
@@ -788,14 +788,14 @@
         </w:numPr>
         <w:jc w:val="both"/>
         <w:rPr>
-          <w:rFonts w:ascii="Poppins" w:hAnsi="Poppins" w:cs="Poppins"/>
-          <w:sz w:val="20"/>
-          <w:szCs w:val="20"/>
-        </w:rPr>
-      </w:pPr>
-      <w:r>
-        <w:rPr>
-          <w:rFonts w:ascii="Poppins" w:hAnsi="Poppins" w:cs="Poppins"/>
+          <w:rFonts w:ascii="Poppins" w:hAnsi="Poppins" w:cs="Poppins" w:eastAsia="Poppins"/>
+          <w:sz w:val="20"/>
+          <w:szCs w:val="20"/>
+        </w:rPr>
+      </w:pPr>
+      <w:r>
+        <w:rPr>
+          <w:rFonts w:ascii="Poppins" w:hAnsi="Poppins" w:cs="Poppins" w:eastAsia="Poppins"/>
           <w:sz w:val="20"/>
           <w:szCs w:val="20"/>
         </w:rPr>
@@ -813,7 +813,7 @@
         <w:spacing w:before="0" w:beforeAutospacing="0" w:after="0" w:afterAutospacing="0"/>
         <w:jc w:val="both"/>
         <w:rPr>
-          <w:rFonts w:ascii="Poppins" w:hAnsi="Poppins" w:cs="Poppins"/>
+          <w:rFonts w:ascii="Poppins" w:hAnsi="Poppins" w:cs="Poppins" w:eastAsia="Poppins"/>
           <w:b w:val="0"/>
           <w:bCs w:val="0"/>
           <w:sz w:val="20"/>
@@ -822,7 +822,7 @@
       </w:pPr>
       <w:r>
         <w:rPr>
-          <w:rFonts w:ascii="Poppins" w:hAnsi="Poppins" w:cs="Poppins"/>
+          <w:rFonts w:ascii="Poppins" w:hAnsi="Poppins" w:cs="Poppins" w:eastAsia="Poppins"/>
           <w:b w:val="0"/>
           <w:bCs w:val="0"/>
           <w:sz w:val="20"/>
@@ -835,7 +835,7 @@
       <w:pPr>
         <w:jc w:val="both"/>
         <w:rPr>
-          <w:rFonts w:ascii="Poppins" w:hAnsi="Poppins" w:cs="Poppins"/>
+          <w:rFonts w:ascii="Poppins" w:hAnsi="Poppins" w:cs="Poppins" w:eastAsia="Poppins"/>
           <w:sz w:val="20"/>
           <w:szCs w:val="20"/>
         </w:rPr>
@@ -845,7 +845,7 @@
       <w:pPr>
         <w:jc w:val="both"/>
         <w:rPr>
-          <w:rFonts w:ascii="Poppins" w:hAnsi="Poppins" w:cs="Poppins"/>
+          <w:rFonts w:ascii="Poppins" w:hAnsi="Poppins" w:cs="Poppins" w:eastAsia="Poppins"/>
           <w:b/>
           <w:sz w:val="20"/>
           <w:szCs w:val="20"/>
@@ -853,7 +853,7 @@
       </w:pPr>
       <w:r>
         <w:rPr>
-          <w:rFonts w:ascii="Poppins" w:hAnsi="Poppins" w:cs="Poppins"/>
+          <w:rFonts w:ascii="Poppins" w:hAnsi="Poppins" w:cs="Poppins" w:eastAsia="Poppins"/>
           <w:b/>
           <w:sz w:val="20"/>
           <w:szCs w:val="20"/>
@@ -862,7 +862,7 @@
       </w:r>
       <w:r>
         <w:rPr>
-          <w:rFonts w:ascii="Poppins" w:hAnsi="Poppins" w:cs="Poppins"/>
+          <w:rFonts w:ascii="Poppins" w:hAnsi="Poppins" w:cs="Poppins" w:eastAsia="Poppins"/>
           <w:b/>
           <w:sz w:val="20"/>
           <w:szCs w:val="20"/>
@@ -871,7 +871,7 @@
       </w:r>
       <w:r>
         <w:rPr>
-          <w:rFonts w:ascii="Poppins" w:hAnsi="Poppins" w:cs="Poppins"/>
+          <w:rFonts w:ascii="Poppins" w:hAnsi="Poppins" w:cs="Poppins" w:eastAsia="Poppins"/>
           <w:b/>
           <w:sz w:val="20"/>
           <w:szCs w:val="20"/>
@@ -883,7 +883,7 @@
       <w:pPr>
         <w:jc w:val="both"/>
         <w:rPr>
-          <w:rFonts w:ascii="Poppins" w:hAnsi="Poppins" w:cs="Poppins"/>
+          <w:rFonts w:ascii="Poppins" w:hAnsi="Poppins" w:cs="Poppins" w:eastAsia="Poppins"/>
           <w:sz w:val="20"/>
           <w:szCs w:val="20"/>
         </w:rPr>
@@ -893,14 +893,14 @@
       <w:pPr>
         <w:jc w:val="both"/>
         <w:rPr>
-          <w:rFonts w:ascii="Poppins" w:hAnsi="Poppins" w:cs="Poppins"/>
-          <w:sz w:val="20"/>
-          <w:szCs w:val="20"/>
-        </w:rPr>
-      </w:pPr>
-      <w:r>
-        <w:rPr>
-          <w:rFonts w:ascii="Poppins" w:hAnsi="Poppins" w:cs="Poppins"/>
+          <w:rFonts w:ascii="Poppins" w:hAnsi="Poppins" w:cs="Poppins" w:eastAsia="Poppins"/>
+          <w:sz w:val="20"/>
+          <w:szCs w:val="20"/>
+        </w:rPr>
+      </w:pPr>
+      <w:r>
+        <w:rPr>
+          <w:rFonts w:ascii="Poppins" w:hAnsi="Poppins" w:cs="Poppins" w:eastAsia="Poppins"/>
           <w:sz w:val="20"/>
           <w:szCs w:val="20"/>
         </w:rPr>
@@ -908,7 +908,7 @@
       </w:r>
       <w:r>
         <w:rPr>
-          <w:rFonts w:ascii="Poppins" w:hAnsi="Poppins" w:cs="Poppins"/>
+          <w:rFonts w:ascii="Poppins" w:hAnsi="Poppins" w:cs="Poppins" w:eastAsia="Poppins"/>
           <w:sz w:val="20"/>
           <w:szCs w:val="20"/>
         </w:rPr>
@@ -916,7 +916,7 @@
       </w:r>
       <w:r>
         <w:rPr>
-          <w:rFonts w:ascii="Poppins" w:hAnsi="Poppins" w:cs="Poppins"/>
+          <w:rFonts w:ascii="Poppins" w:hAnsi="Poppins" w:cs="Poppins" w:eastAsia="Poppins"/>
           <w:sz w:val="20"/>
           <w:szCs w:val="20"/>
           <w:highlight w:val="yellow"/>
@@ -942,7 +942,7 @@
             <w:pPr>
               <w:jc w:val="both"/>
               <w:rPr>
-                <w:rFonts w:ascii="Poppins" w:hAnsi="Poppins" w:cs="Poppins"/>
+                <w:rFonts w:ascii="Poppins" w:hAnsi="Poppins" w:cs="Poppins" w:eastAsia="Poppins"/>
                 <w:sz w:val="20"/>
                 <w:szCs w:val="20"/>
                 <w:highlight w:val="yellow"/>
@@ -953,7 +953,7 @@
             <w:pPr>
               <w:jc w:val="both"/>
               <w:rPr>
-                <w:rFonts w:ascii="Poppins" w:hAnsi="Poppins" w:cs="Poppins"/>
+                <w:rFonts w:ascii="Poppins" w:hAnsi="Poppins" w:cs="Poppins" w:eastAsia="Poppins"/>
                 <w:sz w:val="20"/>
                 <w:szCs w:val="20"/>
                 <w:highlight w:val="yellow"/>
@@ -964,7 +964,7 @@
             <w:pPr>
               <w:jc w:val="both"/>
               <w:rPr>
-                <w:rFonts w:ascii="Poppins" w:hAnsi="Poppins" w:cs="Poppins"/>
+                <w:rFonts w:ascii="Poppins" w:hAnsi="Poppins" w:cs="Poppins" w:eastAsia="Poppins"/>
                 <w:sz w:val="20"/>
                 <w:szCs w:val="20"/>
                 <w:highlight w:val="yellow"/>
@@ -972,7 +972,7 @@
             </w:pPr>
             <w:r>
               <w:rPr>
-                <w:rFonts w:ascii="Poppins" w:hAnsi="Poppins" w:cs="Poppins"/>
+                <w:rFonts w:ascii="Poppins" w:hAnsi="Poppins" w:cs="Poppins" w:eastAsia="Poppins"/>
                 <w:sz w:val="20"/>
                 <w:szCs w:val="20"/>
                 <w:highlight w:val="yellow"/>
@@ -989,7 +989,7 @@
             <w:pPr>
               <w:jc w:val="both"/>
               <w:rPr>
-                <w:rFonts w:ascii="Poppins" w:hAnsi="Poppins" w:cs="Poppins"/>
+                <w:rFonts w:ascii="Poppins" w:hAnsi="Poppins" w:cs="Poppins" w:eastAsia="Poppins"/>
                 <w:sz w:val="20"/>
                 <w:szCs w:val="20"/>
                 <w:highlight w:val="yellow"/>
@@ -1000,7 +1000,7 @@
             <w:pPr>
               <w:jc w:val="both"/>
               <w:rPr>
-                <w:rFonts w:ascii="Poppins" w:hAnsi="Poppins" w:cs="Poppins"/>
+                <w:rFonts w:ascii="Poppins" w:hAnsi="Poppins" w:cs="Poppins" w:eastAsia="Poppins"/>
                 <w:sz w:val="20"/>
                 <w:szCs w:val="20"/>
                 <w:highlight w:val="yellow"/>
@@ -1011,7 +1011,7 @@
             <w:pPr>
               <w:jc w:val="both"/>
               <w:rPr>
-                <w:rFonts w:ascii="Poppins" w:hAnsi="Poppins" w:cs="Poppins"/>
+                <w:rFonts w:ascii="Poppins" w:hAnsi="Poppins" w:cs="Poppins" w:eastAsia="Poppins"/>
                 <w:sz w:val="20"/>
                 <w:szCs w:val="20"/>
                 <w:highlight w:val="yellow"/>
@@ -1019,7 +1019,7 @@
             </w:pPr>
             <w:r>
               <w:rPr>
-                <w:rFonts w:ascii="Poppins" w:hAnsi="Poppins" w:cs="Poppins"/>
+                <w:rFonts w:ascii="Poppins" w:hAnsi="Poppins" w:cs="Poppins" w:eastAsia="Poppins"/>
                 <w:sz w:val="20"/>
                 <w:szCs w:val="20"/>
                 <w:highlight w:val="yellow"/>
@@ -1034,7 +1034,7 @@
       <w:pPr>
         <w:jc w:val="both"/>
         <w:rPr>
-          <w:rFonts w:ascii="Poppins" w:hAnsi="Poppins" w:cs="Poppins"/>
+          <w:rFonts w:ascii="Poppins" w:hAnsi="Poppins" w:cs="Poppins" w:eastAsia="Poppins"/>
           <w:sz w:val="20"/>
           <w:szCs w:val="20"/>
         </w:rPr>
@@ -1077,14 +1077,14 @@
       <w:pStyle w:val="lfej"/>
       <w:jc w:val="right"/>
       <w:rPr>
-        <w:rFonts w:ascii="Verdana" w:hAnsi="Verdana"/>
+        <w:rFonts w:ascii="Poppins" w:hAnsi="Poppins" w:eastAsia="Poppins" w:cs="Poppins"/>
         <w:sz w:val="16"/>
         <w:szCs w:val="16"/>
       </w:rPr>
     </w:pPr>
     <w:r>
       <w:rPr>
-        <w:rFonts w:ascii="Verdana" w:hAnsi="Verdana"/>
+        <w:rFonts w:ascii="Poppins" w:hAnsi="Poppins" w:eastAsia="Poppins" w:cs="Poppins"/>
         <w:sz w:val="16"/>
         <w:szCs w:val="16"/>
       </w:rPr>
@@ -1134,7 +1134,7 @@
         <w:ind w:left="720" w:hanging="360"/>
       </w:pPr>
       <w:rPr>
-        <w:rFonts w:ascii="Verdana" w:hAnsi="Verdana" w:hint="default"/>
+        <w:rFonts w:ascii="Poppins" w:hAnsi="Poppins" w:hint="default" w:eastAsia="Poppins" w:cs="Poppins"/>
         <w:sz w:val="20"/>
       </w:rPr>
     </w:lvl>
@@ -1222,7 +1222,7 @@
   <w:docDefaults>
     <w:rPrDefault>
       <w:rPr>
-        <w:rFonts w:asciiTheme="minorHAnsi" w:eastAsiaTheme="minorHAnsi" w:hAnsiTheme="minorHAnsi" w:cstheme="minorBidi"/>
+        <w:rFonts w:ascii="Poppins" w:hAnsi="Poppins" w:eastAsia="Poppins" w:cs="Poppins"/>
         <w:sz w:val="22"/>
         <w:szCs w:val="22"/>
         <w:lang w:val="hu-HU" w:eastAsia="en-US" w:bidi="ar-SA"/>
@@ -1620,7 +1620,7 @@
       <w:spacing w:after="0" w:line="240" w:lineRule="auto"/>
     </w:pPr>
     <w:rPr>
-      <w:rFonts w:ascii="Times New Roman" w:eastAsia="Times New Roman" w:hAnsi="Times New Roman" w:cs="Times New Roman"/>
+      <w:rFonts w:ascii="Poppins" w:eastAsia="Poppins" w:hAnsi="Poppins" w:cs="Poppins"/>
       <w:sz w:val="24"/>
       <w:szCs w:val="24"/>
       <w:lang w:eastAsia="hu-HU"/>
@@ -1690,7 +1690,7 @@
     <w:uiPriority w:val="99"/>
     <w:rsid w:val="00D84CE8"/>
     <w:rPr>
-      <w:rFonts w:ascii="Times New Roman" w:eastAsia="Times New Roman" w:hAnsi="Times New Roman" w:cs="Times New Roman"/>
+      <w:rFonts w:ascii="Poppins" w:eastAsia="Poppins" w:hAnsi="Poppins" w:cs="Poppins"/>
       <w:sz w:val="24"/>
       <w:szCs w:val="24"/>
       <w:lang w:eastAsia="hu-HU"/>
@@ -1717,7 +1717,7 @@
     <w:uiPriority w:val="99"/>
     <w:rsid w:val="00D84CE8"/>
     <w:rPr>
-      <w:rFonts w:ascii="Times New Roman" w:eastAsia="Times New Roman" w:hAnsi="Times New Roman" w:cs="Times New Roman"/>
+      <w:rFonts w:ascii="Poppins" w:eastAsia="Poppins" w:hAnsi="Poppins" w:cs="Poppins"/>
       <w:sz w:val="24"/>
       <w:szCs w:val="24"/>
       <w:lang w:eastAsia="hu-HU"/>
@@ -1764,7 +1764,7 @@
     <w:uiPriority w:val="9"/>
     <w:rsid w:val="009A7325"/>
     <w:rPr>
-      <w:rFonts w:ascii="Times New Roman" w:eastAsia="Times New Roman" w:hAnsi="Times New Roman" w:cs="Times New Roman"/>
+      <w:rFonts w:ascii="Poppins" w:eastAsia="Poppins" w:hAnsi="Poppins" w:cs="Poppins"/>
       <w:b/>
       <w:bCs/>
       <w:sz w:val="24"/>
@@ -1797,7 +1797,7 @@
     <w:unhideWhenUsed/>
     <w:rsid w:val="00937FA5"/>
     <w:rPr>
-      <w:rFonts w:ascii="Segoe UI" w:hAnsi="Segoe UI" w:cs="Segoe UI"/>
+      <w:rFonts w:ascii="Poppins" w:hAnsi="Poppins" w:cs="Poppins" w:eastAsia="Poppins"/>
       <w:sz w:val="18"/>
       <w:szCs w:val="18"/>
     </w:rPr>
@@ -1810,7 +1810,7 @@
     <w:semiHidden/>
     <w:rsid w:val="00937FA5"/>
     <w:rPr>
-      <w:rFonts w:ascii="Segoe UI" w:eastAsia="Times New Roman" w:hAnsi="Segoe UI" w:cs="Segoe UI"/>
+      <w:rFonts w:ascii="Poppins" w:eastAsia="Poppins" w:hAnsi="Poppins" w:cs="Poppins"/>
       <w:sz w:val="18"/>
       <w:szCs w:val="18"/>
       <w:lang w:eastAsia="hu-HU"/>
@@ -1862,9 +1862,9 @@
     </a:clrScheme>
     <a:fontScheme name="Office">
       <a:majorFont>
-        <a:latin typeface="Calibri Light"/>
-        <a:ea typeface=""/>
-        <a:cs typeface=""/>
+        <a:latin typeface="Poppins"/>
+        <a:ea typeface="Poppins"/>
+        <a:cs typeface="Poppins"/>
         <a:font script="Jpan" typeface="游ゴシック Light"/>
         <a:font script="Hang" typeface="맑은 고딕"/>
         <a:font script="Hans" typeface="等线 Light"/>
@@ -1914,9 +1914,9 @@
         <a:font script="Tfng" typeface="Ebrima"/>
       </a:majorFont>
       <a:minorFont>
-        <a:latin typeface="Calibri"/>
-        <a:ea typeface=""/>
-        <a:cs typeface=""/>
+        <a:latin typeface="Poppins"/>
+        <a:ea typeface="Poppins"/>
+        <a:cs typeface="Poppins"/>
         <a:font script="Jpan" typeface="游明朝"/>
         <a:font script="Hang" typeface="맑은 고딕"/>
         <a:font script="Hans" typeface="等线"/>
